--- a/docs/manual/gsetupmod-产品说明书-详版.docx
+++ b/docs/manual/gsetupmod-产品说明书-详版.docx
@@ -263,7 +263,16 @@
         <w:pStyle w:val="ListNumber"/>
       </w:pPr>
       <w:r>
-        <w:t>运行 `tools\New-BootIso.ps1` 生成 `dist\gsetupmod-boot-&lt;version&gt;.iso`（ISO9660 + UDF + El Torito EFI 混合镜像），或直接把 ISO 内容拷进任何 FAT32 U 盘（`EFI` 目录在盘根）。</w:t>
+        <w:t>运行 `tools\New-BootIso.ps1` 生成 `dist\gsetupmod-boot-&lt;version&gt;.iso`（ISO9660+Joliet+RR+UDF 桥 + 内嵌 ESP 的双保险结构，</w:t>
+      </w:r>
+      <w:r>
+        <w:rPr>
+          <w:b/>
+        </w:rPr>
+        <w:t>Ventoy 兼容</w:t>
+      </w:r>
+      <w:r>
+        <w:t>；同一张盘带 `BOOTX64.EFI` 与 `BOOTAA64.EFI`，x86 与 ARM 平台都能引导），或直接把 ISO 内容拷进任何 FAT32 U 盘（`EFI` 目录在盘根）。</w:t>
       </w:r>
     </w:p>
     <w:p>
@@ -271,7 +280,7 @@
         <w:pStyle w:val="ListNumber"/>
       </w:pPr>
       <w:r>
-        <w:t>BIOS/UEFI 设置中从该介质启动（UEFI 模式），固件直接加载 `EFI\BOOT\BOOTX64.EFI`——无需操作系统、无需 Shell。</w:t>
+        <w:t>BIOS/UEFI 设置中从该介质启动（UEFI 模式），固件直接加载 `EFI\BOOT\BOOTX64.EFI`（ARM 平台自动用 `BOOTAA64.EFI`）——无需操作系统、无需 Shell。</w:t>
       </w:r>
     </w:p>
     <w:p>
@@ -286,6 +295,38 @@
       </w:r>
       <w:r>
         <w:t>：本镜像未签名，安全启动开启时固件会拒载。请在 UEFI 设置的 Security/Boot 页先关闭（各厂商入口不同），使用后建议恢复。ISO 内附 README.txt 面向最终用户重复这些步骤。</w:t>
+      </w:r>
+    </w:p>
+    <w:p>
+      <w:pPr>
+        <w:pStyle w:val="ListNumber"/>
+      </w:pPr>
+      <w:r>
+        <w:rPr>
+          <w:b/>
+        </w:rPr>
+        <w:t>Ventoy 用户注意</w:t>
+      </w:r>
+      <w:r>
+        <w:t>：把它拷进 Ventoy U 盘使用，引导菜单中必须选</w:t>
+      </w:r>
+      <w:r>
+        <w:rPr>
+          <w:b/>
+        </w:rPr>
+        <w:t>「正常模式」（Boot in normal mode）</w:t>
+      </w:r>
+      <w:r>
+        <w:t>；</w:t>
+      </w:r>
+      <w:r>
+        <w:rPr>
+          <w:b/>
+        </w:rPr>
+        <w:t>GRUB2 模式不受支持</w:t>
+      </w:r>
+      <w:r>
+        <w:t>（对非标 ISO 为 Ventoy 已知限制），选错会导致无法引导。</w:t>
       </w:r>
     </w:p>
     <w:p>
